--- a/az/discovery-articles/1.6 Kağız.docx
+++ b/az/discovery-articles/1.6 Kağız.docx
@@ -4,549 +4,363 @@
   <w:body>
     <w:p>
       <w:pPr>
-        <w:keepNext/>
-        <w:spacing w:before="280" w:after="120"/>
+        <w:pStyle w:val="Title"/>
+        <w:widowControl/>
       </w:pPr>
       <w:r>
-        <w:rPr>
-          <w:rFonts w:ascii="Calibri" w:hAnsi="Calibri" w:eastAsia="Calibri"/>
-          <w:b/>
-          <w:i w:val="0"/>
-          <w:color w:val="004E8C"/>
-          <w:sz w:val="44"/>
-        </w:rPr>
         <w:t>1.6 Kağız</w:t>
       </w:r>
     </w:p>
     <w:p>
       <w:pPr>
-        <w:spacing w:after="80"/>
+        <w:keepNext/>
+        <w:widowControl/>
       </w:pPr>
       <w:r>
         <w:rPr>
-          <w:rFonts w:ascii="Calibri" w:hAnsi="Calibri" w:eastAsia="Calibri"/>
-          <w:b w:val="0"/>
-          <w:i/>
-          <w:color w:val="505050"/>
-          <w:sz w:val="22"/>
+          <w:sz w:val="20"/>
         </w:rPr>
-        <w:t>1. Sivilizasiyanın təməlləri</w:t>
-      </w:r>
-    </w:p>
-    <w:p>
-      <w:pPr>
-        <w:spacing w:after="200"/>
-      </w:pPr>
-      <w:r>
-        <w:rPr>
-          <w:rFonts w:ascii="Calibri" w:hAnsi="Calibri" w:eastAsia="Calibri"/>
-          <w:b w:val="0"/>
-          <w:i/>
-          <w:sz w:val="22"/>
-        </w:rPr>
-        <w:t>Dövr: eramızın təxminən 105-ci ili (təkmilləşdirilmiş kağız istehsalı üsulunun Çində Tsay Luna aid edilməsi); XII əsrdən etibarən Avropada yayılması | Əsas adlar: Tsay Lun (Han sülaləsi dövrünün Çini); sonrakı İslam və Avropa kağız emalatxanaları</w:t>
-      </w:r>
-    </w:p>
-    <w:p>
-      <w:pPr>
-        <w:spacing w:after="160" w:line="276" w:lineRule="auto"/>
-      </w:pPr>
-      <w:r>
-        <w:rPr>
-          <w:rFonts w:ascii="Calibri" w:hAnsi="Calibri" w:eastAsia="Calibri"/>
-          <w:b w:val="0"/>
-          <w:i w:val="0"/>
-          <w:sz w:val="22"/>
-        </w:rPr>
-        <w:t>Kağız əzilib qarışdırılan, nazik qat şəklində yayılıb qurudulan bitki liflərindən hazırlanan materialdır. Çində yaradılan kağız sonralar dünyaya elə geniş yayıldı ki, kitablar, məktublar və yazılı idarəçilik gündəlik həyatın adi hissəsinə çevrildi.</w:t>
+        <w:t>1 Sivilizasiyanın təməlləri</w:t>
       </w:r>
     </w:p>
     <w:p>
       <w:pPr>
         <w:keepNext/>
-        <w:spacing w:before="240" w:after="120"/>
+        <w:widowControl/>
       </w:pPr>
       <w:r>
         <w:rPr>
-          <w:rFonts w:ascii="Calibri" w:hAnsi="Calibri" w:eastAsia="Calibri"/>
-          <w:b/>
-          <w:i w:val="0"/>
-          <w:color w:val="004E8C"/>
-          <w:sz w:val="28"/>
+          <w:sz w:val="20"/>
         </w:rPr>
-        <w:t>Əsas faktlar</w:t>
+        <w:t>Dövr: təxminən eramızın 105-ci ili (Çində Tsay Luna aid edilən rəsmi ixtira); XII əsrədək Avropaya yayılması | Əsas iştirakçılar: Han dövrünün Çinində Tsay Lun; sonrakı İslam və Avropa kağız emalatxanaları</w:t>
+      </w:r>
+    </w:p>
+    <w:p>
+      <w:pPr>
+        <w:widowControl/>
+      </w:pPr>
+      <w:r>
+        <w:t>Kağız əzilmiş bitki liflərinin yayılıb qurudulması ilə alınan nazik təbəqədir. Çində yaranıb sonralar o qədər geniş yayıldı ki, kitablar, məktublar və idarələr gündəlik həyatın adi hissəsinə çevrildi.</w:t>
+      </w:r>
+    </w:p>
+    <w:p>
+      <w:pPr>
+        <w:pStyle w:val="Heading1"/>
+        <w:widowControl/>
+      </w:pPr>
+      <w:r>
+        <w:t>Əsas məlumatlar</w:t>
       </w:r>
     </w:p>
     <w:p>
       <w:pPr>
         <w:pStyle w:val="ListBullet"/>
+        <w:widowControl/>
       </w:pPr>
       <w:r>
-        <w:rPr>
-          <w:rFonts w:ascii="Calibri" w:hAnsi="Calibri" w:eastAsia="Calibri"/>
-          <w:b w:val="0"/>
-          <w:i w:val="0"/>
-          <w:sz w:val="22"/>
-        </w:rPr>
-        <w:t>Bitki liflərindən kağız hazırlanması Han sülaləsi dövründə Çində inkişaf etdirilib</w:t>
+        <w:t>Bitki liflərindən kağız Han sülaləsi dövründə Çində hazırlanırdı.</w:t>
       </w:r>
     </w:p>
     <w:p>
       <w:pPr>
         <w:pStyle w:val="ListBullet"/>
+        <w:widowControl/>
       </w:pPr>
       <w:r>
-        <w:rPr>
-          <w:rFonts w:ascii="Calibri" w:hAnsi="Calibri" w:eastAsia="Calibri"/>
-          <w:b w:val="0"/>
-          <w:i w:val="0"/>
-          <w:sz w:val="22"/>
-        </w:rPr>
-        <w:t>Ənənəvi tarixşünaslıqda təkmilləşdirilmiş kağız hazırlama üsulunun eramızın 105-ci ilində Tsay Lun tərəfindən saraya təqdim edildiyi qəbul olunur</w:t>
+        <w:t>Ənənəyə görə, eramızın 105-ci ilində rəsmi şəkildə təqdim edilən üsul Tsay Lunla əlaqələndirilir.</w:t>
       </w:r>
     </w:p>
     <w:p>
       <w:pPr>
         <w:pStyle w:val="ListBullet"/>
+        <w:widowControl/>
       </w:pPr>
       <w:r>
-        <w:rPr>
-          <w:rFonts w:ascii="Calibri" w:hAnsi="Calibri" w:eastAsia="Calibri"/>
-          <w:b w:val="0"/>
-          <w:i w:val="0"/>
-          <w:sz w:val="22"/>
-        </w:rPr>
-        <w:t>Çində daha erkən dövrə aid kağız parçaları da tapılıb; bu sənət zamanla təkmilləşib</w:t>
+        <w:t>Çində daha qədim kağız parçaları da tapılıb; sənət zamanla təkmilləşib.</w:t>
       </w:r>
     </w:p>
     <w:p>
       <w:pPr>
         <w:pStyle w:val="ListBullet"/>
+        <w:widowControl/>
       </w:pPr>
       <w:r>
-        <w:rPr>
-          <w:rFonts w:ascii="Calibri" w:hAnsi="Calibri" w:eastAsia="Calibri"/>
-          <w:b w:val="0"/>
-          <w:i w:val="0"/>
-          <w:sz w:val="22"/>
-        </w:rPr>
-        <w:t>Kağız istehsalı haqqında bilik Mərkəzi Asiyadan İslam dünyasına, oradan isə Avropaya yayılıb</w:t>
+        <w:t>Kağız hazırlamaq biliyi Mərkəzi Asiyadan İslam dünyasına və Avropaya yayıldı.</w:t>
       </w:r>
     </w:p>
     <w:p>
       <w:pPr>
         <w:pStyle w:val="ListBullet"/>
+        <w:widowControl/>
       </w:pPr>
       <w:r>
-        <w:rPr>
-          <w:rFonts w:ascii="Calibri" w:hAnsi="Calibri" w:eastAsia="Calibri"/>
-          <w:b w:val="0"/>
-          <w:i w:val="0"/>
-          <w:sz w:val="22"/>
-        </w:rPr>
-        <w:t>Kağız çap dəzgahının yaranmasından xeyli əvvəl yazını ucuzlaşdırıb və geniş kütlələr üçün əlçatan edib</w:t>
+        <w:t>Çap dəzgahlarından xeyli əvvəl kağız yazmağı ucuzlaşdırdı.</w:t>
       </w:r>
     </w:p>
     <w:p>
       <w:pPr>
-        <w:keepNext/>
-        <w:spacing w:before="240" w:after="120"/>
+        <w:pStyle w:val="Heading1"/>
+        <w:widowControl/>
       </w:pPr>
       <w:r>
-        <w:rPr>
-          <w:rFonts w:ascii="Calibri" w:hAnsi="Calibri" w:eastAsia="Calibri"/>
-          <w:b/>
-          <w:i w:val="0"/>
-          <w:color w:val="004E8C"/>
-          <w:sz w:val="28"/>
-        </w:rPr>
         <w:t>Bu nədir</w:t>
       </w:r>
     </w:p>
     <w:p>
       <w:pPr>
-        <w:spacing w:after="160" w:line="276" w:lineRule="auto"/>
+        <w:widowControl/>
       </w:pPr>
       <w:r>
-        <w:rPr>
-          <w:rFonts w:ascii="Calibri" w:hAnsi="Calibri" w:eastAsia="Calibri"/>
-          <w:b w:val="0"/>
-          <w:i w:val="0"/>
-          <w:sz w:val="22"/>
-        </w:rPr>
-        <w:t>Kağız ağac qabığı, əski parça, çətənə, sonralar isə oduncaq kütləsi kimi bitki liflərinin isladılıb əzilməsi, nazik təbəqə şəklində yayılması və qurudulması yolu ilə hazırlanan yazı və qablaşdırma materialıdır. O, gil lövhə və bambuk zolaqlarından daha yüngül və elastik, kütləvi istehsal zamanı isə perqamentdən daha ucuzdur. Kağız üzərində mürəkkəblə yazmaq, onu qatlamaq və vərəqləri birləşdirib kitab hazırlamaq mümkündür. Əslində kağız bir-birinə dolaşmış bitki liflərinin nazik, sıxılmış təbəqəsidir və məhz bu sadə quruluş onu yazı üçün dünyanın əsas materialına çevirdi.</w:t>
+        <w:t>Kağız qabıq, parça qırıntıları, çətənə, sonralar isə oduncaq kimi xammalın liflərindən hazırlanan yazı və qablaşdırma materialıdır. Liflər sulu kütləyə çevrilir, nazik təbəqə şəklində yayılır və qurudulur. Kağız gil lövhə və bambuk zolaqlardan yüngül və elastikdir, geniş miqyasda istehsal olunanda perqamentdən ucuz başa gəlir. Üzərinə mürəkkəblə yazmaq, onu qatlamaq və kitab şəklində cildləmək olur. Bir-birinə keçmiş bitki liflərinin yastı təbəqəsi olan kağız buna görə dünyanın başlıca yazı materialına çevrildi.</w:t>
       </w:r>
     </w:p>
     <w:p>
       <w:pPr>
-        <w:keepNext/>
-        <w:spacing w:before="240" w:after="120"/>
+        <w:pStyle w:val="Heading1"/>
+        <w:widowControl/>
       </w:pPr>
       <w:r>
-        <w:rPr>
-          <w:rFonts w:ascii="Calibri" w:hAnsi="Calibri" w:eastAsia="Calibri"/>
-          <w:b/>
-          <w:i w:val="0"/>
-          <w:color w:val="004E8C"/>
-          <w:sz w:val="28"/>
-        </w:rPr>
-        <w:t>Onu kim kəşf və ya ixtira edib</w:t>
+        <w:t>Kim kəşf edib və ya yaradıb</w:t>
       </w:r>
     </w:p>
     <w:p>
       <w:pPr>
-        <w:spacing w:after="160" w:line="276" w:lineRule="auto"/>
+        <w:widowControl/>
       </w:pPr>
       <w:r>
-        <w:rPr>
-          <w:rFonts w:ascii="Calibri" w:hAnsi="Calibri" w:eastAsia="Calibri"/>
-          <w:b w:val="0"/>
-          <w:i w:val="0"/>
-          <w:sz w:val="22"/>
-        </w:rPr>
-        <w:t>Ənənəvi Çin tarixşünaslığında Şərqi Han sarayının məmuru Tsay Lun (Cai Lun) eramızın 105-ci ilində təkmilləşdirilmiş kağız hazırlama üsulunu saraya təqdim edən şəxs kimi göstərilir. Lakin arxeoloqlar Çində daha erkən dövrə aid kağızabənzər parçalar da tapıblar; deməli, bu sənət daha uzun müddətdə və kollektiv şəkildə formalaşıb. Gündəlik istehsal işini hökmdarlar deyil, kağız ustaları görürdülər. İxtira Çində yarandı, dünyaya yayılmasında isə adları məlum olmayan saysız sənətkar iştirak etdi.</w:t>
+        <w:t>Ənənəvi Çin tarixində Şərqi Han sarayının məmuru Tsay Lun eramızın 105-ci ilində təkmilləşdirilmiş kağız hazırlama üsulunu təqdim edən şəxs kimi göstərilir. Arxeoloqlar Çində daha qədim kağızabənzər parçalar da tapıblar; deməli, bu sənətin daha uzun və çoxsaylı insanların iştirak etdiyi tarixi var. Gündəlik işi imperatorlar deyil, kağız ustaları görürdülər. İxtira Çinə məxsusdur, sonrakı yayılmasında isə adı bilinməyən çoxlu sənətkarın əməyi olub.</w:t>
       </w:r>
     </w:p>
     <w:p>
       <w:pPr>
-        <w:keepNext/>
-        <w:spacing w:before="240" w:after="120"/>
+        <w:pStyle w:val="Heading1"/>
+        <w:widowControl/>
       </w:pPr>
       <w:r>
-        <w:rPr>
-          <w:rFonts w:ascii="Calibri" w:hAnsi="Calibri" w:eastAsia="Calibri"/>
-          <w:b/>
-          <w:i w:val="0"/>
-          <w:color w:val="004E8C"/>
-          <w:sz w:val="28"/>
-        </w:rPr>
-        <w:t>Nə vaxt və necə meydana gəlib</w:t>
+        <w:t>Nə vaxt və necə yaranıb</w:t>
       </w:r>
     </w:p>
     <w:p>
       <w:pPr>
-        <w:spacing w:after="160" w:line="276" w:lineRule="auto"/>
+        <w:widowControl/>
       </w:pPr>
       <w:r>
-        <w:rPr>
-          <w:rFonts w:ascii="Calibri" w:hAnsi="Calibri" w:eastAsia="Calibri"/>
-          <w:b w:val="0"/>
-          <w:i w:val="0"/>
-          <w:sz w:val="22"/>
-        </w:rPr>
-        <w:t>Avrasiyanın qalan hissəsində kağız geniş yayılmamışdan əsrlər əvvəl Çində ondan sənədlər, incəsənət əsərləri və qablaşdırma üçün istifadə edilirdi. VIII əsrdən sonra kağız istehsalı Mərkəzi Asiyada, o cümlədən Səmərqənddə, daha sonra isə İslam dünyasının müxtəlif bölgələrində sənədlərlə təsdiqlənir. Avropada kağız orta əsrlərin sonlarında, əvvəlcə Aralıq dənizi bölgəsində mənimsənildi. Dövlət idarələri və tacirlər heyvan dərisindən hazırlanan perqamentdən daha ucuz materiala ehtiyac duyurdular; səyyahlar və sənətkarlar isə istehsal bacarığını ticarət yolları ilə yayırdılar.</w:t>
+        <w:t>Avrasiyanın qalan hissəsindən əsrlərlə əvvəl Çində kağız qeydlər aparmaq, incəsənət və qablaşdırma üçün işlədilirdi. VIII əsrdən sonra Mərkəzi Asiyada, o cümlədən Səmərqənddə, daha sonra İslam dünyasında kağız istehsalı sənədləşdirilib. Avropa onu orta əsrlərin sonrakı dövrlərində əvvəlcə Aralıq dənizi bölgəsində mənimsədi. Dövlətlərə və tacirlərə dəridən ucuz yazı materialı lazım idi; səyyahlar bu bacarığı ticarət yolları boyunca aparırdılar.</w:t>
       </w:r>
     </w:p>
     <w:p>
       <w:pPr>
-        <w:keepNext/>
-        <w:spacing w:before="240" w:after="120"/>
+        <w:pStyle w:val="Heading1"/>
+        <w:widowControl/>
       </w:pPr>
       <w:r>
-        <w:rPr>
-          <w:rFonts w:ascii="Calibri" w:hAnsi="Calibri" w:eastAsia="Calibri"/>
-          <w:b/>
-          <w:i w:val="0"/>
-          <w:color w:val="004E8C"/>
-          <w:sz w:val="28"/>
-        </w:rPr>
-        <w:t>Elmi baxımdan əhəmiyyəti</w:t>
+        <w:t>Elm üçün əhəmiyyəti</w:t>
       </w:r>
     </w:p>
     <w:p>
       <w:pPr>
-        <w:spacing w:after="160" w:line="276" w:lineRule="auto"/>
+        <w:widowControl/>
       </w:pPr>
       <w:r>
-        <w:rPr>
-          <w:rFonts w:ascii="Calibri" w:hAnsi="Calibri" w:eastAsia="Calibri"/>
-          <w:b w:val="0"/>
-          <w:i w:val="0"/>
-          <w:sz w:val="22"/>
-        </w:rPr>
-        <w:t>Kağız yazının istifadə imkanlarını dəfələrlə artırdı. Dövlət idarələri minlərlə hesabatı arxivləşdirə, tələbələr mətnlərin surətini çıxara, səyyahlar isə xəritəni asanlıqla özləri ilə apara bildilər. Kağız elmdə də alətə çevrildi: süzgəc kağızı, lakmus kağızı və daha sonra fotoqrafiya kağızı yarandı. Materialın özü sadə kimya və sənətkarlığa əsaslanır — sellüloza lifləri sıx şəbəkə əmələ gətirir. Lakin onun biliklərin yayılmasına təsiri tərkibindəki sadə maddələrlə müqayisəolunmaz dərəcədə böyükdür.</w:t>
+        <w:t>Kağız yazının imkanlarını genişləndirdi. İdarələr minlərlə hesabat saxlaya, şagirdlər mətni köçürə, səyyahlar xəritəni xurcunda apara bildilər. Kağız elmi vasitəyə də çevrildi: süzgəc kağızı, lakmus kağızı və sonralar fotoqrafiya kağızı yarandı. Bir-birinə bağlanan sellüloza liflərindən ibarət bu sadə material kimya ilə sənətkarlığı birləşdirirdi. Onun biliklərin yayılmasına təsiri isə sadə tərkibindən gözləniləndən çox böyük oldu.</w:t>
       </w:r>
     </w:p>
     <w:p>
       <w:pPr>
-        <w:keepNext/>
-        <w:spacing w:before="240" w:after="120"/>
+        <w:pStyle w:val="Heading1"/>
+        <w:widowControl/>
       </w:pPr>
       <w:r>
-        <w:rPr>
-          <w:rFonts w:ascii="Calibri" w:hAnsi="Calibri" w:eastAsia="Calibri"/>
-          <w:b/>
-          <w:i w:val="0"/>
-          <w:color w:val="004E8C"/>
-          <w:sz w:val="28"/>
-        </w:rPr>
-        <w:t>Sonrakı inkişaflara necə təsir göstərib</w:t>
+        <w:t>Sonrakı inkişafa təsiri</w:t>
       </w:r>
     </w:p>
     <w:p>
       <w:pPr>
-        <w:spacing w:after="160" w:line="276" w:lineRule="auto"/>
+        <w:widowControl/>
       </w:pPr>
       <w:r>
-        <w:rPr>
-          <w:rFonts w:ascii="Calibri" w:hAnsi="Calibri" w:eastAsia="Calibri"/>
-          <w:b w:val="0"/>
-          <w:i w:val="0"/>
-          <w:sz w:val="22"/>
-        </w:rPr>
-        <w:t>Ucuz kağız Şərqi Asiyada taxta qəliblə çapın, Avropada isə Qutenberq dəzgahının yayılması üçün zəmin yaratdı. Qəzetlər, kağız pullar, poçt xidməti və müasir məktəb sistemi böyük həcmdə kağızın mövcudluğuna əsaslanır. Rəqəmsal ekranlar kağızın bəzi istifadə sahələrini azaltsa da, arxivlər, qablaşdırma və gigiyena məhsulları hələ də eyni lif prinsipindən asılıdır. Təkrar emal bu ixtiranın daha sonrakı inkişaf mərhələsidir.</w:t>
+        <w:t>Ucuz kağız Şərqi Asiyada taxta qəliblə çapın, Avropada isə Qutenberqin çap dəzgahının yayılmasına zəmin hazırladı. Qəzetlər, kağız pullar, poçt və müasir təhsil çoxlu kağız vərəqinə əsaslanır. Rəqəmsal ekranlar bəzi sahələrdə kağız istifadəsini azaltsa da, arxivlər, qablaşdırma və gigiyena məhsulları hələ də həmin lif prinsipindən asılıdır. Kağızın təkrar emalı da bu ixtiranın sonrakı inkişaf mərhələsidir.</w:t>
       </w:r>
     </w:p>
     <w:p>
       <w:pPr>
-        <w:keepNext/>
-        <w:spacing w:before="240" w:after="120"/>
+        <w:pStyle w:val="Heading1"/>
+        <w:widowControl/>
       </w:pPr>
       <w:r>
-        <w:rPr>
-          <w:rFonts w:ascii="Calibri" w:hAnsi="Calibri" w:eastAsia="Calibri"/>
-          <w:b/>
-          <w:i w:val="0"/>
-          <w:color w:val="004E8C"/>
-          <w:sz w:val="28"/>
-        </w:rPr>
         <w:t>İnsan həyatını necə dəyişib</w:t>
       </w:r>
     </w:p>
     <w:p>
       <w:pPr>
-        <w:spacing w:after="160" w:line="276" w:lineRule="auto"/>
+        <w:widowControl/>
       </w:pPr>
       <w:r>
-        <w:rPr>
-          <w:rFonts w:ascii="Calibri" w:hAnsi="Calibri" w:eastAsia="Calibri"/>
-          <w:b w:val="0"/>
-          <w:i w:val="0"/>
-          <w:sz w:val="22"/>
-        </w:rPr>
-        <w:t>Kitab və məktublar ucuzlaşdıqca kağız savadlanma imkanlarını genişləndirdi. Bununla yanaşı, saysız sənəd yığınları, sonralar isə böyük həcmdə tullantı yaratdı. İdarələr, imtahanlar və şəxsi gündəliklər insanların həm özləri, həm də dövlət haqqında düşüncə tərzinə təsir göstərdi. Cəmiyyətin böyük həcmdə məlumatı yadda saxlaması məhz kağız sayəsində mümkün oldu. Çində yaranmış bir sənət beləcə bütün dünyanın həyat tərzinə çevrildi.</w:t>
+        <w:t>Kitab və məktublar ucuzlaşdıqca savadlanmaq daha əlçatan oldu. Kağız həm də saysız sənədlərin, sonralar isə tullantıların yaranmasına səbəb oldu. İdarələr, imtahanlar və şəxsi gündəliklər insanların özləri və dövlət haqqında düşüncələrinə təsir göstərdi. Cəmiyyətin işlərinin kağız üzərində aparılması onun çoxlu məlumatı yadda saxlaya bilməsi deməkdir. Çin sənətkarlığından başlayan bu vərdiş bütün dünyada həyatın bir hissəsinə çevrildi.</w:t>
       </w:r>
     </w:p>
     <w:p>
       <w:pPr>
-        <w:keepNext/>
-        <w:spacing w:before="240" w:after="120"/>
+        <w:pStyle w:val="Heading1"/>
+        <w:widowControl/>
       </w:pPr>
       <w:r>
-        <w:rPr>
-          <w:rFonts w:ascii="Calibri" w:hAnsi="Calibri" w:eastAsia="Calibri"/>
-          <w:b/>
-          <w:i w:val="0"/>
-          <w:color w:val="004E8C"/>
-          <w:sz w:val="28"/>
-        </w:rPr>
         <w:t>Mənbələr və istinadlar</w:t>
       </w:r>
     </w:p>
     <w:p>
       <w:pPr>
-        <w:keepNext/>
-        <w:spacing w:before="240" w:after="120"/>
+        <w:pStyle w:val="Heading2"/>
+        <w:widowControl/>
       </w:pPr>
       <w:r>
         <w:rPr>
-          <w:rFonts w:ascii="Calibri" w:hAnsi="Calibri" w:eastAsia="Calibri"/>
-          <w:b/>
-          <w:i w:val="0"/>
-          <w:color w:val="004E8C"/>
-          <w:sz w:val="24"/>
+          <w:sz w:val="20"/>
         </w:rPr>
-        <w:t>C. Təşkilatların materialları və ensiklopedik mənbələr</w:t>
+        <w:t>C Qurumların materialları və ensiklopedik mənbələr</w:t>
       </w:r>
     </w:p>
     <w:p>
       <w:pPr>
-        <w:spacing w:after="80"/>
-        <w:ind w:left="360"/>
+        <w:widowControl/>
       </w:pPr>
       <w:r>
         <w:rPr>
-          <w:rFonts w:ascii="Calibri" w:hAnsi="Calibri" w:eastAsia="Calibri"/>
-          <w:b w:val="0"/>
-          <w:i w:val="0"/>
-          <w:sz w:val="22"/>
+          <w:sz w:val="20"/>
         </w:rPr>
-        <w:t>1. Encyclopaedia Britannica. “Papermaking” (“Kağız istehsalı”).</w:t>
-      </w:r>
-      <w:r>
-        <w:rPr>
-          <w:rFonts w:ascii="Calibri" w:hAnsi="Calibri" w:eastAsia="Calibri"/>
-          <w:b w:val="0"/>
-          <w:i w:val="0"/>
-          <w:sz w:val="22"/>
-        </w:rPr>
-        <w:t xml:space="preserve"> </w:t>
+        <w:t xml:space="preserve">1. Encyclopaedia Britannica. 'Papermaking.' </w:t>
       </w:r>
       <w:hyperlink r:id="rId9">
         <w:r>
           <w:rPr>
-            <w:rFonts w:ascii="Calibri" w:hAnsi="Calibri" w:eastAsia="Calibri"/>
-            <w:b w:val="0"/>
-            <w:i w:val="0"/>
-            <w:sz w:val="22"/>
-            <w:color w:val="0563C1"/>
-            <w:u w:val="single"/>
+            <w:sz w:val="20"/>
           </w:rPr>
           <w:t>https://www.britannica.com/technology/papermaking</w:t>
         </w:r>
       </w:hyperlink>
+      <w:r>
+        <w:rPr>
+          <w:sz w:val="20"/>
+        </w:rPr>
+      </w:r>
     </w:p>
     <w:p>
       <w:pPr>
-        <w:spacing w:after="80"/>
-        <w:ind w:left="360"/>
+        <w:widowControl/>
       </w:pPr>
       <w:r>
         <w:rPr>
-          <w:rFonts w:ascii="Calibri" w:hAnsi="Calibri" w:eastAsia="Calibri"/>
-          <w:b w:val="0"/>
-          <w:i w:val="0"/>
-          <w:sz w:val="22"/>
+          <w:sz w:val="20"/>
         </w:rPr>
-        <w:t>2. Encyclopaedia Britannica. “Cai Lun” (“Tsay Lun”).</w:t>
-      </w:r>
-      <w:r>
-        <w:rPr>
-          <w:rFonts w:ascii="Calibri" w:hAnsi="Calibri" w:eastAsia="Calibri"/>
-          <w:b w:val="0"/>
-          <w:i w:val="0"/>
-          <w:sz w:val="22"/>
-        </w:rPr>
-        <w:t xml:space="preserve"> </w:t>
+        <w:t xml:space="preserve">2. Encyclopaedia Britannica. 'Cai Lun.' </w:t>
       </w:r>
       <w:hyperlink r:id="rId10">
         <w:r>
           <w:rPr>
-            <w:rFonts w:ascii="Calibri" w:hAnsi="Calibri" w:eastAsia="Calibri"/>
-            <w:b w:val="0"/>
-            <w:i w:val="0"/>
-            <w:sz w:val="22"/>
-            <w:color w:val="0563C1"/>
-            <w:u w:val="single"/>
+            <w:sz w:val="20"/>
           </w:rPr>
           <w:t>https://www.britannica.com/biography/Cai-Lun</w:t>
         </w:r>
       </w:hyperlink>
-    </w:p>
-    <w:p>
-      <w:pPr>
-        <w:keepNext/>
-        <w:spacing w:before="240" w:after="120"/>
-      </w:pPr>
       <w:r>
         <w:rPr>
-          <w:rFonts w:ascii="Calibri" w:hAnsi="Calibri" w:eastAsia="Calibri"/>
-          <w:b/>
-          <w:i w:val="0"/>
-          <w:color w:val="004E8C"/>
-          <w:sz w:val="24"/>
+          <w:sz w:val="20"/>
         </w:rPr>
-        <w:t>D. Muzey, arxiv və kitabxana materialları</w:t>
       </w:r>
     </w:p>
     <w:p>
       <w:pPr>
-        <w:spacing w:after="80"/>
-        <w:ind w:left="360"/>
+        <w:pStyle w:val="Heading2"/>
+        <w:widowControl/>
       </w:pPr>
       <w:r>
         <w:rPr>
-          <w:rFonts w:ascii="Calibri" w:hAnsi="Calibri" w:eastAsia="Calibri"/>
-          <w:b w:val="0"/>
-          <w:i w:val="0"/>
-          <w:sz w:val="22"/>
+          <w:sz w:val="20"/>
         </w:rPr>
-        <w:t>1. British Library. Kitab tarixinə aid kolleksiyalar.</w:t>
+        <w:t>D Muzey arxiv və kitabxana materialları</w:t>
       </w:r>
+    </w:p>
+    <w:p>
+      <w:pPr>
+        <w:widowControl/>
+      </w:pPr>
       <w:r>
         <w:rPr>
-          <w:rFonts w:ascii="Calibri" w:hAnsi="Calibri" w:eastAsia="Calibri"/>
-          <w:b w:val="0"/>
-          <w:i w:val="0"/>
-          <w:sz w:val="22"/>
+          <w:sz w:val="20"/>
         </w:rPr>
-        <w:t xml:space="preserve"> </w:t>
+        <w:t xml:space="preserve">1. British Library. History of the book collections. </w:t>
       </w:r>
       <w:hyperlink r:id="rId11">
         <w:r>
           <w:rPr>
-            <w:rFonts w:ascii="Calibri" w:hAnsi="Calibri" w:eastAsia="Calibri"/>
-            <w:b w:val="0"/>
-            <w:i w:val="0"/>
-            <w:sz w:val="22"/>
-            <w:color w:val="0563C1"/>
-            <w:u w:val="single"/>
+            <w:sz w:val="20"/>
           </w:rPr>
           <w:t>https://www.bl.uk/</w:t>
         </w:r>
       </w:hyperlink>
-    </w:p>
-    <w:p>
-      <w:pPr>
-        <w:keepNext/>
-        <w:spacing w:before="240" w:after="120"/>
-      </w:pPr>
       <w:r>
         <w:rPr>
-          <w:rFonts w:ascii="Calibri" w:hAnsi="Calibri" w:eastAsia="Calibri"/>
-          <w:b/>
-          <w:i w:val="0"/>
-          <w:color w:val="004E8C"/>
-          <w:sz w:val="24"/>
+          <w:sz w:val="20"/>
         </w:rPr>
-        <w:t>J. Mətbuat, populyar elmi və ümumi məlumat mənbələri</w:t>
       </w:r>
     </w:p>
     <w:p>
       <w:pPr>
-        <w:spacing w:after="80"/>
-        <w:ind w:left="360"/>
+        <w:pStyle w:val="Heading2"/>
+        <w:widowControl/>
       </w:pPr>
       <w:r>
         <w:rPr>
-          <w:rFonts w:ascii="Calibri" w:hAnsi="Calibri" w:eastAsia="Calibri"/>
-          <w:b w:val="0"/>
-          <w:i w:val="0"/>
-          <w:sz w:val="22"/>
+          <w:sz w:val="20"/>
         </w:rPr>
-        <w:t>1. Smithsonian Magazine. Kağız və çap tarixinə dair materiallar.</w:t>
+        <w:t>J Mətbuat elmi kütləvi nəşrlər və ümumi mənbələr</w:t>
       </w:r>
+    </w:p>
+    <w:p>
+      <w:pPr>
+        <w:widowControl/>
+      </w:pPr>
       <w:r>
         <w:rPr>
-          <w:rFonts w:ascii="Calibri" w:hAnsi="Calibri" w:eastAsia="Calibri"/>
-          <w:b w:val="0"/>
-          <w:i w:val="0"/>
-          <w:sz w:val="22"/>
+          <w:sz w:val="20"/>
         </w:rPr>
-        <w:t xml:space="preserve"> </w:t>
+        <w:t xml:space="preserve">1. Smithsonian Magazine. History features on paper and print. </w:t>
       </w:r>
       <w:hyperlink r:id="rId12">
         <w:r>
           <w:rPr>
-            <w:rFonts w:ascii="Calibri" w:hAnsi="Calibri" w:eastAsia="Calibri"/>
-            <w:b w:val="0"/>
-            <w:i w:val="0"/>
-            <w:sz w:val="22"/>
-            <w:color w:val="0563C1"/>
-            <w:u w:val="single"/>
+            <w:sz w:val="20"/>
           </w:rPr>
           <w:t>https://www.smithsonianmag.com/history/</w:t>
         </w:r>
       </w:hyperlink>
+      <w:r>
+        <w:rPr>
+          <w:sz w:val="20"/>
+        </w:rPr>
+      </w:r>
     </w:p>
     <w:sectPr>
-      <w:pgSz w:w="12240" w:h="15840"/>
-      <w:pgMar w:top="1296" w:right="1440" w:bottom="1296" w:left="1440" w:header="720" w:footer="720" w:gutter="0"/>
+      <w:footerReference w:type="default" r:id="rId13"/>
+      <w:pgSz w:w="11906" w:h="16838"/>
+      <w:pgMar w:top="1020" w:right="1134" w:bottom="1020" w:left="1134" w:header="720" w:footer="720" w:gutter="0"/>
       <w:cols w:space="720"/>
       <w:docGrid w:linePitch="360"/>
     </w:sectPr>
   </w:body>
 </w:document>
+</file>
+
+<file path=word/footer1.xml><?xml version="1.0" encoding="utf-8"?>
+<w:ftr xmlns:m="http://schemas.openxmlformats.org/officeDocument/2006/math" xmlns:mc="http://schemas.openxmlformats.org/markup-compatibility/2006" xmlns:mo="http://schemas.microsoft.com/office/mac/office/2008/main" xmlns:mv="urn:schemas-microsoft-com:mac:vml" xmlns:o="urn:schemas-microsoft-com:office:office" xmlns:r="http://schemas.openxmlformats.org/officeDocument/2006/relationships" xmlns:v="urn:schemas-microsoft-com:vml" xmlns:w10="urn:schemas-microsoft-com:office:word" xmlns:w14="http://schemas.microsoft.com/office/word/2010/wordml" xmlns:w="http://schemas.openxmlformats.org/wordprocessingml/2006/main" xmlns:wne="http://schemas.microsoft.com/office/word/2006/wordml" xmlns:wp14="http://schemas.microsoft.com/office/word/2010/wordprocessingDrawing" xmlns:wp="http://schemas.openxmlformats.org/drawingml/2006/wordprocessingDrawing" xmlns:wpc="http://schemas.microsoft.com/office/word/2010/wordprocessingCanvas" xmlns:wpg="http://schemas.microsoft.com/office/word/2010/wordprocessingGroup" xmlns:wpi="http://schemas.microsoft.com/office/word/2010/wordprocessingInk" xmlns:wps="http://schemas.microsoft.com/office/word/2010/wordprocessingShape" mc:Ignorable="w14 wp14">
+  <w:p>
+    <w:pPr>
+      <w:pStyle w:val="Footer"/>
+      <w:jc w:val="right"/>
+    </w:pPr>
+    <w:fldSimple w:instr="PAGE"/>
+  </w:p>
+</w:ftr>
 </file>
 
 <file path=word/numbering.xml><?xml version="1.0" encoding="utf-8"?>
@@ -757,7 +571,7 @@
   <w:docDefaults>
     <w:rPrDefault>
       <w:rPr>
-        <w:rFonts w:asciiTheme="minorHAnsi" w:eastAsiaTheme="minorEastAsia" w:hAnsiTheme="minorHAnsi" w:cstheme="minorBidi"/>
+        <w:rFonts/>
         <w:sz w:val="22"/>
         <w:szCs w:val="22"/>
         <w:lang w:val="en-US" w:eastAsia="en-US" w:bidi="ar-SA"/>
@@ -912,6 +726,15 @@
     <w:name w:val="Normal"/>
     <w:qFormat/>
     <w:rsid w:val="00FC693F"/>
+    <w:pPr>
+      <w:spacing w:after="120" w:line="259" w:lineRule="auto"/>
+    </w:pPr>
+    <w:rPr>
+      <w:rFonts w:ascii="Times New Roman" w:hAnsi="Times New Roman"/>
+      <w:color w:val="000000"/>
+      <w:sz w:val="24"/>
+      <w:lang w:val="az-Latn-AZ"/>
+    </w:rPr>
   </w:style>
   <w:style w:type="paragraph" w:styleId="Header">
     <w:name w:val="header"/>
@@ -968,16 +791,17 @@
     <w:pPr>
       <w:keepNext/>
       <w:keepLines/>
-      <w:spacing w:before="480" w:after="0"/>
+      <w:spacing w:before="480" w:after="120" w:line="259" w:lineRule="auto"/>
       <w:outlineLvl w:val="0"/>
     </w:pPr>
     <w:rPr>
-      <w:rFonts w:asciiTheme="majorHAnsi" w:eastAsiaTheme="majorEastAsia" w:hAnsiTheme="majorHAnsi" w:cstheme="majorBidi"/>
+      <w:rFonts w:ascii="Times New Roman" w:hAnsi="Times New Roman"/>
       <w:b/>
       <w:bCs/>
-      <w:color w:val="365F91" w:themeColor="accent1" w:themeShade="BF"/>
-      <w:sz w:val="28"/>
+      <w:color w:val="000000"/>
+      <w:sz w:val="26"/>
       <w:szCs w:val="28"/>
+      <w:lang w:val="az-Latn-AZ"/>
     </w:rPr>
   </w:style>
   <w:style w:type="paragraph" w:styleId="Heading2">
@@ -992,16 +816,17 @@
     <w:pPr>
       <w:keepNext/>
       <w:keepLines/>
-      <w:spacing w:before="200" w:after="0"/>
+      <w:spacing w:before="200" w:after="120" w:line="259" w:lineRule="auto"/>
       <w:outlineLvl w:val="1"/>
     </w:pPr>
     <w:rPr>
-      <w:rFonts w:asciiTheme="majorHAnsi" w:eastAsiaTheme="majorEastAsia" w:hAnsiTheme="majorHAnsi" w:cstheme="majorBidi"/>
+      <w:rFonts w:ascii="Times New Roman" w:hAnsi="Times New Roman"/>
       <w:b/>
       <w:bCs/>
-      <w:color w:val="4F81BD" w:themeColor="accent1"/>
+      <w:color w:val="000000"/>
       <w:sz w:val="26"/>
       <w:szCs w:val="26"/>
+      <w:lang w:val="az-Latn-AZ"/>
     </w:rPr>
   </w:style>
   <w:style w:type="paragraph" w:styleId="Heading3">
@@ -1020,7 +845,7 @@
       <w:outlineLvl w:val="2"/>
     </w:pPr>
     <w:rPr>
-      <w:rFonts w:asciiTheme="majorHAnsi" w:eastAsiaTheme="majorEastAsia" w:hAnsiTheme="majorHAnsi" w:cstheme="majorBidi"/>
+      <w:rFonts/>
       <w:b/>
       <w:bCs/>
       <w:color w:val="4F81BD" w:themeColor="accent1"/>
@@ -1043,7 +868,7 @@
       <w:outlineLvl w:val="3"/>
     </w:pPr>
     <w:rPr>
-      <w:rFonts w:asciiTheme="majorHAnsi" w:eastAsiaTheme="majorEastAsia" w:hAnsiTheme="majorHAnsi" w:cstheme="majorBidi"/>
+      <w:rFonts/>
       <w:b/>
       <w:bCs/>
       <w:i/>
@@ -1068,7 +893,7 @@
       <w:outlineLvl w:val="4"/>
     </w:pPr>
     <w:rPr>
-      <w:rFonts w:asciiTheme="majorHAnsi" w:eastAsiaTheme="majorEastAsia" w:hAnsiTheme="majorHAnsi" w:cstheme="majorBidi"/>
+      <w:rFonts/>
       <w:color w:val="243F60" w:themeColor="accent1" w:themeShade="7F"/>
     </w:rPr>
   </w:style>
@@ -1089,7 +914,7 @@
       <w:outlineLvl w:val="5"/>
     </w:pPr>
     <w:rPr>
-      <w:rFonts w:asciiTheme="majorHAnsi" w:eastAsiaTheme="majorEastAsia" w:hAnsiTheme="majorHAnsi" w:cstheme="majorBidi"/>
+      <w:rFonts/>
       <w:i/>
       <w:iCs/>
       <w:color w:val="243F60" w:themeColor="accent1" w:themeShade="7F"/>
@@ -1112,7 +937,7 @@
       <w:outlineLvl w:val="6"/>
     </w:pPr>
     <w:rPr>
-      <w:rFonts w:asciiTheme="majorHAnsi" w:eastAsiaTheme="majorEastAsia" w:hAnsiTheme="majorHAnsi" w:cstheme="majorBidi"/>
+      <w:rFonts/>
       <w:i/>
       <w:iCs/>
       <w:color w:val="404040" w:themeColor="text1" w:themeTint="BF"/>
@@ -1135,7 +960,7 @@
       <w:outlineLvl w:val="7"/>
     </w:pPr>
     <w:rPr>
-      <w:rFonts w:asciiTheme="majorHAnsi" w:eastAsiaTheme="majorEastAsia" w:hAnsiTheme="majorHAnsi" w:cstheme="majorBidi"/>
+      <w:rFonts/>
       <w:color w:val="4F81BD" w:themeColor="accent1"/>
       <w:sz w:val="20"/>
       <w:szCs w:val="20"/>
@@ -1158,7 +983,7 @@
       <w:outlineLvl w:val="8"/>
     </w:pPr>
     <w:rPr>
-      <w:rFonts w:asciiTheme="majorHAnsi" w:eastAsiaTheme="majorEastAsia" w:hAnsiTheme="majorHAnsi" w:cstheme="majorBidi"/>
+      <w:rFonts/>
       <w:i/>
       <w:iCs/>
       <w:color w:val="404040" w:themeColor="text1" w:themeTint="BF"/>
@@ -1209,7 +1034,7 @@
     <w:uiPriority w:val="9"/>
     <w:rsid w:val="00FC693F"/>
     <w:rPr>
-      <w:rFonts w:asciiTheme="majorHAnsi" w:eastAsiaTheme="majorEastAsia" w:hAnsiTheme="majorHAnsi" w:cstheme="majorBidi"/>
+      <w:rFonts/>
       <w:b/>
       <w:bCs/>
       <w:color w:val="365F91" w:themeColor="accent1" w:themeShade="BF"/>
@@ -1224,7 +1049,7 @@
     <w:uiPriority w:val="9"/>
     <w:rsid w:val="00FC693F"/>
     <w:rPr>
-      <w:rFonts w:asciiTheme="majorHAnsi" w:eastAsiaTheme="majorEastAsia" w:hAnsiTheme="majorHAnsi" w:cstheme="majorBidi"/>
+      <w:rFonts/>
       <w:b/>
       <w:bCs/>
       <w:color w:val="4F81BD" w:themeColor="accent1"/>
@@ -1239,7 +1064,7 @@
     <w:uiPriority w:val="9"/>
     <w:rsid w:val="00FC693F"/>
     <w:rPr>
-      <w:rFonts w:asciiTheme="majorHAnsi" w:eastAsiaTheme="majorEastAsia" w:hAnsiTheme="majorHAnsi" w:cstheme="majorBidi"/>
+      <w:rFonts/>
       <w:b/>
       <w:bCs/>
       <w:color w:val="4F81BD" w:themeColor="accent1"/>
@@ -1254,19 +1079,17 @@
     <w:qFormat/>
     <w:rsid w:val="00FC693F"/>
     <w:pPr>
-      <w:pBdr>
-        <w:bottom w:val="single" w:sz="8" w:space="4" w:color="4F81BD" w:themeColor="accent1"/>
-      </w:pBdr>
-      <w:spacing w:after="300" w:line="240" w:lineRule="auto"/>
+      <w:spacing w:after="120" w:line="259" w:lineRule="auto"/>
       <w:contextualSpacing/>
     </w:pPr>
     <w:rPr>
-      <w:rFonts w:asciiTheme="majorHAnsi" w:eastAsiaTheme="majorEastAsia" w:hAnsiTheme="majorHAnsi" w:cstheme="majorBidi"/>
-      <w:color w:val="17365D" w:themeColor="text2" w:themeShade="BF"/>
+      <w:rFonts w:ascii="Times New Roman" w:hAnsi="Times New Roman"/>
+      <w:color w:val="000000"/>
       <w:spacing w:val="5"/>
       <w:kern w:val="28"/>
-      <w:sz w:val="52"/>
+      <w:sz w:val="40"/>
       <w:szCs w:val="52"/>
+      <w:lang w:val="az-Latn-AZ"/>
     </w:rPr>
   </w:style>
   <w:style w:type="character" w:customStyle="1" w:styleId="TitleChar">
@@ -1276,7 +1099,7 @@
     <w:uiPriority w:val="10"/>
     <w:rsid w:val="00FC693F"/>
     <w:rPr>
-      <w:rFonts w:asciiTheme="majorHAnsi" w:eastAsiaTheme="majorEastAsia" w:hAnsiTheme="majorHAnsi" w:cstheme="majorBidi"/>
+      <w:rFonts/>
       <w:color w:val="17365D" w:themeColor="text2" w:themeShade="BF"/>
       <w:spacing w:val="5"/>
       <w:kern w:val="28"/>
@@ -1298,7 +1121,7 @@
       </w:numPr>
     </w:pPr>
     <w:rPr>
-      <w:rFonts w:asciiTheme="majorHAnsi" w:eastAsiaTheme="majorEastAsia" w:hAnsiTheme="majorHAnsi" w:cstheme="majorBidi"/>
+      <w:rFonts/>
       <w:i/>
       <w:iCs/>
       <w:color w:val="4F81BD" w:themeColor="accent1"/>
@@ -1314,7 +1137,7 @@
     <w:uiPriority w:val="11"/>
     <w:rsid w:val="00FC693F"/>
     <w:rPr>
-      <w:rFonts w:asciiTheme="majorHAnsi" w:eastAsiaTheme="majorEastAsia" w:hAnsiTheme="majorHAnsi" w:cstheme="majorBidi"/>
+      <w:rFonts/>
       <w:i/>
       <w:iCs/>
       <w:color w:val="4F81BD" w:themeColor="accent1"/>
@@ -1439,8 +1262,15 @@
       <w:numPr>
         <w:numId w:val="1"/>
       </w:numPr>
+      <w:spacing w:after="120" w:line="259" w:lineRule="auto"/>
       <w:contextualSpacing/>
     </w:pPr>
+    <w:rPr>
+      <w:rFonts w:ascii="Times New Roman" w:hAnsi="Times New Roman"/>
+      <w:color w:val="000000"/>
+      <w:sz w:val="24"/>
+      <w:lang w:val="az-Latn-AZ"/>
+    </w:rPr>
   </w:style>
   <w:style w:type="paragraph" w:styleId="ListBullet2">
     <w:name w:val="List Bullet 2"/>
@@ -1612,7 +1442,7 @@
     <w:semiHidden/>
     <w:rsid w:val="00FC693F"/>
     <w:rPr>
-      <w:rFonts w:asciiTheme="majorHAnsi" w:eastAsiaTheme="majorEastAsia" w:hAnsiTheme="majorHAnsi" w:cstheme="majorBidi"/>
+      <w:rFonts/>
       <w:b/>
       <w:bCs/>
       <w:i/>
@@ -1628,7 +1458,7 @@
     <w:semiHidden/>
     <w:rsid w:val="00FC693F"/>
     <w:rPr>
-      <w:rFonts w:asciiTheme="majorHAnsi" w:eastAsiaTheme="majorEastAsia" w:hAnsiTheme="majorHAnsi" w:cstheme="majorBidi"/>
+      <w:rFonts/>
       <w:color w:val="243F60" w:themeColor="accent1" w:themeShade="7F"/>
     </w:rPr>
   </w:style>
@@ -1640,7 +1470,7 @@
     <w:semiHidden/>
     <w:rsid w:val="00FC693F"/>
     <w:rPr>
-      <w:rFonts w:asciiTheme="majorHAnsi" w:eastAsiaTheme="majorEastAsia" w:hAnsiTheme="majorHAnsi" w:cstheme="majorBidi"/>
+      <w:rFonts/>
       <w:i/>
       <w:iCs/>
       <w:color w:val="243F60" w:themeColor="accent1" w:themeShade="7F"/>
@@ -1654,7 +1484,7 @@
     <w:semiHidden/>
     <w:rsid w:val="00FC693F"/>
     <w:rPr>
-      <w:rFonts w:asciiTheme="majorHAnsi" w:eastAsiaTheme="majorEastAsia" w:hAnsiTheme="majorHAnsi" w:cstheme="majorBidi"/>
+      <w:rFonts/>
       <w:i/>
       <w:iCs/>
       <w:color w:val="404040" w:themeColor="text1" w:themeTint="BF"/>
@@ -1668,7 +1498,7 @@
     <w:semiHidden/>
     <w:rsid w:val="00FC693F"/>
     <w:rPr>
-      <w:rFonts w:asciiTheme="majorHAnsi" w:eastAsiaTheme="majorEastAsia" w:hAnsiTheme="majorHAnsi" w:cstheme="majorBidi"/>
+      <w:rFonts/>
       <w:color w:val="4F81BD" w:themeColor="accent1"/>
       <w:sz w:val="20"/>
       <w:szCs w:val="20"/>
@@ -1682,7 +1512,7 @@
     <w:semiHidden/>
     <w:rsid w:val="00FC693F"/>
     <w:rPr>
-      <w:rFonts w:asciiTheme="majorHAnsi" w:eastAsiaTheme="majorEastAsia" w:hAnsiTheme="majorHAnsi" w:cstheme="majorBidi"/>
+      <w:rFonts/>
       <w:i/>
       <w:iCs/>
       <w:color w:val="404040" w:themeColor="text1" w:themeTint="BF"/>
@@ -1741,9 +1571,6 @@
     <w:qFormat/>
     <w:rsid w:val="00FC693F"/>
     <w:pPr>
-      <w:pBdr>
-        <w:bottom w:val="single" w:sz="4" w:space="4" w:color="4F81BD" w:themeColor="accent1"/>
-      </w:pBdr>
       <w:spacing w:before="200" w:after="280"/>
       <w:ind w:left="936" w:right="936"/>
     </w:pPr>
@@ -3271,7 +3098,7 @@
         <w:spacing w:before="0" w:after="0" w:line="240" w:lineRule="auto"/>
       </w:pPr>
       <w:rPr>
-        <w:rFonts w:asciiTheme="majorHAnsi" w:eastAsiaTheme="majorEastAsia" w:hAnsiTheme="majorHAnsi" w:cstheme="majorBidi"/>
+        <w:rFonts/>
         <w:b/>
         <w:bCs/>
       </w:rPr>
@@ -3292,7 +3119,7 @@
         <w:spacing w:before="0" w:after="0" w:line="240" w:lineRule="auto"/>
       </w:pPr>
       <w:rPr>
-        <w:rFonts w:asciiTheme="majorHAnsi" w:eastAsiaTheme="majorEastAsia" w:hAnsiTheme="majorHAnsi" w:cstheme="majorBidi"/>
+        <w:rFonts/>
         <w:b/>
         <w:bCs/>
       </w:rPr>
@@ -3310,14 +3137,14 @@
     </w:tblStylePr>
     <w:tblStylePr w:type="firstCol">
       <w:rPr>
-        <w:rFonts w:asciiTheme="majorHAnsi" w:eastAsiaTheme="majorEastAsia" w:hAnsiTheme="majorHAnsi" w:cstheme="majorBidi"/>
+        <w:rFonts/>
         <w:b/>
         <w:bCs/>
       </w:rPr>
     </w:tblStylePr>
     <w:tblStylePr w:type="lastCol">
       <w:rPr>
-        <w:rFonts w:asciiTheme="majorHAnsi" w:eastAsiaTheme="majorEastAsia" w:hAnsiTheme="majorHAnsi" w:cstheme="majorBidi"/>
+        <w:rFonts/>
         <w:b/>
         <w:bCs/>
       </w:rPr>
@@ -3401,7 +3228,7 @@
         <w:spacing w:before="0" w:after="0" w:line="240" w:lineRule="auto"/>
       </w:pPr>
       <w:rPr>
-        <w:rFonts w:asciiTheme="majorHAnsi" w:eastAsiaTheme="majorEastAsia" w:hAnsiTheme="majorHAnsi" w:cstheme="majorBidi"/>
+        <w:rFonts/>
         <w:b/>
         <w:bCs/>
       </w:rPr>
@@ -3422,7 +3249,7 @@
         <w:spacing w:before="0" w:after="0" w:line="240" w:lineRule="auto"/>
       </w:pPr>
       <w:rPr>
-        <w:rFonts w:asciiTheme="majorHAnsi" w:eastAsiaTheme="majorEastAsia" w:hAnsiTheme="majorHAnsi" w:cstheme="majorBidi"/>
+        <w:rFonts/>
         <w:b/>
         <w:bCs/>
       </w:rPr>
@@ -3440,14 +3267,14 @@
     </w:tblStylePr>
     <w:tblStylePr w:type="firstCol">
       <w:rPr>
-        <w:rFonts w:asciiTheme="majorHAnsi" w:eastAsiaTheme="majorEastAsia" w:hAnsiTheme="majorHAnsi" w:cstheme="majorBidi"/>
+        <w:rFonts/>
         <w:b/>
         <w:bCs/>
       </w:rPr>
     </w:tblStylePr>
     <w:tblStylePr w:type="lastCol">
       <w:rPr>
-        <w:rFonts w:asciiTheme="majorHAnsi" w:eastAsiaTheme="majorEastAsia" w:hAnsiTheme="majorHAnsi" w:cstheme="majorBidi"/>
+        <w:rFonts/>
         <w:b/>
         <w:bCs/>
       </w:rPr>
@@ -3531,7 +3358,7 @@
         <w:spacing w:before="0" w:after="0" w:line="240" w:lineRule="auto"/>
       </w:pPr>
       <w:rPr>
-        <w:rFonts w:asciiTheme="majorHAnsi" w:eastAsiaTheme="majorEastAsia" w:hAnsiTheme="majorHAnsi" w:cstheme="majorBidi"/>
+        <w:rFonts/>
         <w:b/>
         <w:bCs/>
       </w:rPr>
@@ -3552,7 +3379,7 @@
         <w:spacing w:before="0" w:after="0" w:line="240" w:lineRule="auto"/>
       </w:pPr>
       <w:rPr>
-        <w:rFonts w:asciiTheme="majorHAnsi" w:eastAsiaTheme="majorEastAsia" w:hAnsiTheme="majorHAnsi" w:cstheme="majorBidi"/>
+        <w:rFonts/>
         <w:b/>
         <w:bCs/>
       </w:rPr>
@@ -3570,14 +3397,14 @@
     </w:tblStylePr>
     <w:tblStylePr w:type="firstCol">
       <w:rPr>
-        <w:rFonts w:asciiTheme="majorHAnsi" w:eastAsiaTheme="majorEastAsia" w:hAnsiTheme="majorHAnsi" w:cstheme="majorBidi"/>
+        <w:rFonts/>
         <w:b/>
         <w:bCs/>
       </w:rPr>
     </w:tblStylePr>
     <w:tblStylePr w:type="lastCol">
       <w:rPr>
-        <w:rFonts w:asciiTheme="majorHAnsi" w:eastAsiaTheme="majorEastAsia" w:hAnsiTheme="majorHAnsi" w:cstheme="majorBidi"/>
+        <w:rFonts/>
         <w:b/>
         <w:bCs/>
       </w:rPr>
@@ -3661,7 +3488,7 @@
         <w:spacing w:before="0" w:after="0" w:line="240" w:lineRule="auto"/>
       </w:pPr>
       <w:rPr>
-        <w:rFonts w:asciiTheme="majorHAnsi" w:eastAsiaTheme="majorEastAsia" w:hAnsiTheme="majorHAnsi" w:cstheme="majorBidi"/>
+        <w:rFonts/>
         <w:b/>
         <w:bCs/>
       </w:rPr>
@@ -3682,7 +3509,7 @@
         <w:spacing w:before="0" w:after="0" w:line="240" w:lineRule="auto"/>
       </w:pPr>
       <w:rPr>
-        <w:rFonts w:asciiTheme="majorHAnsi" w:eastAsiaTheme="majorEastAsia" w:hAnsiTheme="majorHAnsi" w:cstheme="majorBidi"/>
+        <w:rFonts/>
         <w:b/>
         <w:bCs/>
       </w:rPr>
@@ -3700,14 +3527,14 @@
     </w:tblStylePr>
     <w:tblStylePr w:type="firstCol">
       <w:rPr>
-        <w:rFonts w:asciiTheme="majorHAnsi" w:eastAsiaTheme="majorEastAsia" w:hAnsiTheme="majorHAnsi" w:cstheme="majorBidi"/>
+        <w:rFonts/>
         <w:b/>
         <w:bCs/>
       </w:rPr>
     </w:tblStylePr>
     <w:tblStylePr w:type="lastCol">
       <w:rPr>
-        <w:rFonts w:asciiTheme="majorHAnsi" w:eastAsiaTheme="majorEastAsia" w:hAnsiTheme="majorHAnsi" w:cstheme="majorBidi"/>
+        <w:rFonts/>
         <w:b/>
         <w:bCs/>
       </w:rPr>
@@ -3791,7 +3618,7 @@
         <w:spacing w:before="0" w:after="0" w:line="240" w:lineRule="auto"/>
       </w:pPr>
       <w:rPr>
-        <w:rFonts w:asciiTheme="majorHAnsi" w:eastAsiaTheme="majorEastAsia" w:hAnsiTheme="majorHAnsi" w:cstheme="majorBidi"/>
+        <w:rFonts/>
         <w:b/>
         <w:bCs/>
       </w:rPr>
@@ -3812,7 +3639,7 @@
         <w:spacing w:before="0" w:after="0" w:line="240" w:lineRule="auto"/>
       </w:pPr>
       <w:rPr>
-        <w:rFonts w:asciiTheme="majorHAnsi" w:eastAsiaTheme="majorEastAsia" w:hAnsiTheme="majorHAnsi" w:cstheme="majorBidi"/>
+        <w:rFonts/>
         <w:b/>
         <w:bCs/>
       </w:rPr>
@@ -3830,14 +3657,14 @@
     </w:tblStylePr>
     <w:tblStylePr w:type="firstCol">
       <w:rPr>
-        <w:rFonts w:asciiTheme="majorHAnsi" w:eastAsiaTheme="majorEastAsia" w:hAnsiTheme="majorHAnsi" w:cstheme="majorBidi"/>
+        <w:rFonts/>
         <w:b/>
         <w:bCs/>
       </w:rPr>
     </w:tblStylePr>
     <w:tblStylePr w:type="lastCol">
       <w:rPr>
-        <w:rFonts w:asciiTheme="majorHAnsi" w:eastAsiaTheme="majorEastAsia" w:hAnsiTheme="majorHAnsi" w:cstheme="majorBidi"/>
+        <w:rFonts/>
         <w:b/>
         <w:bCs/>
       </w:rPr>
@@ -3921,7 +3748,7 @@
         <w:spacing w:before="0" w:after="0" w:line="240" w:lineRule="auto"/>
       </w:pPr>
       <w:rPr>
-        <w:rFonts w:asciiTheme="majorHAnsi" w:eastAsiaTheme="majorEastAsia" w:hAnsiTheme="majorHAnsi" w:cstheme="majorBidi"/>
+        <w:rFonts/>
         <w:b/>
         <w:bCs/>
       </w:rPr>
@@ -3942,7 +3769,7 @@
         <w:spacing w:before="0" w:after="0" w:line="240" w:lineRule="auto"/>
       </w:pPr>
       <w:rPr>
-        <w:rFonts w:asciiTheme="majorHAnsi" w:eastAsiaTheme="majorEastAsia" w:hAnsiTheme="majorHAnsi" w:cstheme="majorBidi"/>
+        <w:rFonts/>
         <w:b/>
         <w:bCs/>
       </w:rPr>
@@ -3960,14 +3787,14 @@
     </w:tblStylePr>
     <w:tblStylePr w:type="firstCol">
       <w:rPr>
-        <w:rFonts w:asciiTheme="majorHAnsi" w:eastAsiaTheme="majorEastAsia" w:hAnsiTheme="majorHAnsi" w:cstheme="majorBidi"/>
+        <w:rFonts/>
         <w:b/>
         <w:bCs/>
       </w:rPr>
     </w:tblStylePr>
     <w:tblStylePr w:type="lastCol">
       <w:rPr>
-        <w:rFonts w:asciiTheme="majorHAnsi" w:eastAsiaTheme="majorEastAsia" w:hAnsiTheme="majorHAnsi" w:cstheme="majorBidi"/>
+        <w:rFonts/>
         <w:b/>
         <w:bCs/>
       </w:rPr>
@@ -4051,7 +3878,7 @@
         <w:spacing w:before="0" w:after="0" w:line="240" w:lineRule="auto"/>
       </w:pPr>
       <w:rPr>
-        <w:rFonts w:asciiTheme="majorHAnsi" w:eastAsiaTheme="majorEastAsia" w:hAnsiTheme="majorHAnsi" w:cstheme="majorBidi"/>
+        <w:rFonts/>
         <w:b/>
         <w:bCs/>
       </w:rPr>
@@ -4072,7 +3899,7 @@
         <w:spacing w:before="0" w:after="0" w:line="240" w:lineRule="auto"/>
       </w:pPr>
       <w:rPr>
-        <w:rFonts w:asciiTheme="majorHAnsi" w:eastAsiaTheme="majorEastAsia" w:hAnsiTheme="majorHAnsi" w:cstheme="majorBidi"/>
+        <w:rFonts/>
         <w:b/>
         <w:bCs/>
       </w:rPr>
@@ -4090,14 +3917,14 @@
     </w:tblStylePr>
     <w:tblStylePr w:type="firstCol">
       <w:rPr>
-        <w:rFonts w:asciiTheme="majorHAnsi" w:eastAsiaTheme="majorEastAsia" w:hAnsiTheme="majorHAnsi" w:cstheme="majorBidi"/>
+        <w:rFonts/>
         <w:b/>
         <w:bCs/>
       </w:rPr>
     </w:tblStylePr>
     <w:tblStylePr w:type="lastCol">
       <w:rPr>
-        <w:rFonts w:asciiTheme="majorHAnsi" w:eastAsiaTheme="majorEastAsia" w:hAnsiTheme="majorHAnsi" w:cstheme="majorBidi"/>
+        <w:rFonts/>
         <w:b/>
         <w:bCs/>
       </w:rPr>
@@ -5962,7 +5789,7 @@
     </w:tblPr>
     <w:tblStylePr w:type="firstRow">
       <w:rPr>
-        <w:rFonts w:asciiTheme="majorHAnsi" w:eastAsiaTheme="majorEastAsia" w:hAnsiTheme="majorHAnsi" w:cstheme="majorBidi"/>
+        <w:rFonts/>
       </w:rPr>
       <w:tblPr/>
       <w:tcPr>
@@ -6046,7 +5873,7 @@
     </w:tblPr>
     <w:tblStylePr w:type="firstRow">
       <w:rPr>
-        <w:rFonts w:asciiTheme="majorHAnsi" w:eastAsiaTheme="majorEastAsia" w:hAnsiTheme="majorHAnsi" w:cstheme="majorBidi"/>
+        <w:rFonts/>
       </w:rPr>
       <w:tblPr/>
       <w:tcPr>
@@ -6130,7 +5957,7 @@
     </w:tblPr>
     <w:tblStylePr w:type="firstRow">
       <w:rPr>
-        <w:rFonts w:asciiTheme="majorHAnsi" w:eastAsiaTheme="majorEastAsia" w:hAnsiTheme="majorHAnsi" w:cstheme="majorBidi"/>
+        <w:rFonts/>
       </w:rPr>
       <w:tblPr/>
       <w:tcPr>
@@ -6214,7 +6041,7 @@
     </w:tblPr>
     <w:tblStylePr w:type="firstRow">
       <w:rPr>
-        <w:rFonts w:asciiTheme="majorHAnsi" w:eastAsiaTheme="majorEastAsia" w:hAnsiTheme="majorHAnsi" w:cstheme="majorBidi"/>
+        <w:rFonts/>
       </w:rPr>
       <w:tblPr/>
       <w:tcPr>
@@ -6298,7 +6125,7 @@
     </w:tblPr>
     <w:tblStylePr w:type="firstRow">
       <w:rPr>
-        <w:rFonts w:asciiTheme="majorHAnsi" w:eastAsiaTheme="majorEastAsia" w:hAnsiTheme="majorHAnsi" w:cstheme="majorBidi"/>
+        <w:rFonts/>
       </w:rPr>
       <w:tblPr/>
       <w:tcPr>
@@ -6382,7 +6209,7 @@
     </w:tblPr>
     <w:tblStylePr w:type="firstRow">
       <w:rPr>
-        <w:rFonts w:asciiTheme="majorHAnsi" w:eastAsiaTheme="majorEastAsia" w:hAnsiTheme="majorHAnsi" w:cstheme="majorBidi"/>
+        <w:rFonts/>
       </w:rPr>
       <w:tblPr/>
       <w:tcPr>
@@ -6466,7 +6293,7 @@
     </w:tblPr>
     <w:tblStylePr w:type="firstRow">
       <w:rPr>
-        <w:rFonts w:asciiTheme="majorHAnsi" w:eastAsiaTheme="majorEastAsia" w:hAnsiTheme="majorHAnsi" w:cstheme="majorBidi"/>
+        <w:rFonts/>
       </w:rPr>
       <w:tblPr/>
       <w:tcPr>
@@ -6531,7 +6358,7 @@
       <w:spacing w:after="0" w:line="240" w:lineRule="auto"/>
     </w:pPr>
     <w:rPr>
-      <w:rFonts w:asciiTheme="majorHAnsi" w:eastAsiaTheme="majorEastAsia" w:hAnsiTheme="majorHAnsi" w:cstheme="majorBidi"/>
+      <w:rFonts/>
       <w:color w:val="000000" w:themeColor="text1"/>
     </w:rPr>
     <w:tblPr>
@@ -6659,7 +6486,7 @@
       <w:spacing w:after="0" w:line="240" w:lineRule="auto"/>
     </w:pPr>
     <w:rPr>
-      <w:rFonts w:asciiTheme="majorHAnsi" w:eastAsiaTheme="majorEastAsia" w:hAnsiTheme="majorHAnsi" w:cstheme="majorBidi"/>
+      <w:rFonts/>
       <w:color w:val="000000" w:themeColor="text1"/>
     </w:rPr>
     <w:tblPr>
@@ -6787,7 +6614,7 @@
       <w:spacing w:after="0" w:line="240" w:lineRule="auto"/>
     </w:pPr>
     <w:rPr>
-      <w:rFonts w:asciiTheme="majorHAnsi" w:eastAsiaTheme="majorEastAsia" w:hAnsiTheme="majorHAnsi" w:cstheme="majorBidi"/>
+      <w:rFonts/>
       <w:color w:val="000000" w:themeColor="text1"/>
     </w:rPr>
     <w:tblPr>
@@ -6915,7 +6742,7 @@
       <w:spacing w:after="0" w:line="240" w:lineRule="auto"/>
     </w:pPr>
     <w:rPr>
-      <w:rFonts w:asciiTheme="majorHAnsi" w:eastAsiaTheme="majorEastAsia" w:hAnsiTheme="majorHAnsi" w:cstheme="majorBidi"/>
+      <w:rFonts/>
       <w:color w:val="000000" w:themeColor="text1"/>
     </w:rPr>
     <w:tblPr>
@@ -7043,7 +6870,7 @@
       <w:spacing w:after="0" w:line="240" w:lineRule="auto"/>
     </w:pPr>
     <w:rPr>
-      <w:rFonts w:asciiTheme="majorHAnsi" w:eastAsiaTheme="majorEastAsia" w:hAnsiTheme="majorHAnsi" w:cstheme="majorBidi"/>
+      <w:rFonts/>
       <w:color w:val="000000" w:themeColor="text1"/>
     </w:rPr>
     <w:tblPr>
@@ -7171,7 +6998,7 @@
       <w:spacing w:after="0" w:line="240" w:lineRule="auto"/>
     </w:pPr>
     <w:rPr>
-      <w:rFonts w:asciiTheme="majorHAnsi" w:eastAsiaTheme="majorEastAsia" w:hAnsiTheme="majorHAnsi" w:cstheme="majorBidi"/>
+      <w:rFonts/>
       <w:color w:val="000000" w:themeColor="text1"/>
     </w:rPr>
     <w:tblPr>
@@ -7299,7 +7126,7 @@
       <w:spacing w:after="0" w:line="240" w:lineRule="auto"/>
     </w:pPr>
     <w:rPr>
-      <w:rFonts w:asciiTheme="majorHAnsi" w:eastAsiaTheme="majorEastAsia" w:hAnsiTheme="majorHAnsi" w:cstheme="majorBidi"/>
+      <w:rFonts/>
       <w:color w:val="000000" w:themeColor="text1"/>
     </w:rPr>
     <w:tblPr>
@@ -7938,7 +7765,7 @@
       <w:spacing w:after="0" w:line="240" w:lineRule="auto"/>
     </w:pPr>
     <w:rPr>
-      <w:rFonts w:asciiTheme="majorHAnsi" w:eastAsiaTheme="majorEastAsia" w:hAnsiTheme="majorHAnsi" w:cstheme="majorBidi"/>
+      <w:rFonts/>
       <w:color w:val="000000" w:themeColor="text1"/>
     </w:rPr>
     <w:tblPr>
@@ -8063,7 +7890,7 @@
       <w:spacing w:after="0" w:line="240" w:lineRule="auto"/>
     </w:pPr>
     <w:rPr>
-      <w:rFonts w:asciiTheme="majorHAnsi" w:eastAsiaTheme="majorEastAsia" w:hAnsiTheme="majorHAnsi" w:cstheme="majorBidi"/>
+      <w:rFonts/>
       <w:color w:val="000000" w:themeColor="text1"/>
     </w:rPr>
     <w:tblPr>
@@ -8188,7 +8015,7 @@
       <w:spacing w:after="0" w:line="240" w:lineRule="auto"/>
     </w:pPr>
     <w:rPr>
-      <w:rFonts w:asciiTheme="majorHAnsi" w:eastAsiaTheme="majorEastAsia" w:hAnsiTheme="majorHAnsi" w:cstheme="majorBidi"/>
+      <w:rFonts/>
       <w:color w:val="000000" w:themeColor="text1"/>
     </w:rPr>
     <w:tblPr>
@@ -8313,7 +8140,7 @@
       <w:spacing w:after="0" w:line="240" w:lineRule="auto"/>
     </w:pPr>
     <w:rPr>
-      <w:rFonts w:asciiTheme="majorHAnsi" w:eastAsiaTheme="majorEastAsia" w:hAnsiTheme="majorHAnsi" w:cstheme="majorBidi"/>
+      <w:rFonts/>
       <w:color w:val="000000" w:themeColor="text1"/>
     </w:rPr>
     <w:tblPr>
@@ -8438,7 +8265,7 @@
       <w:spacing w:after="0" w:line="240" w:lineRule="auto"/>
     </w:pPr>
     <w:rPr>
-      <w:rFonts w:asciiTheme="majorHAnsi" w:eastAsiaTheme="majorEastAsia" w:hAnsiTheme="majorHAnsi" w:cstheme="majorBidi"/>
+      <w:rFonts/>
       <w:color w:val="000000" w:themeColor="text1"/>
     </w:rPr>
     <w:tblPr>
@@ -8563,7 +8390,7 @@
       <w:spacing w:after="0" w:line="240" w:lineRule="auto"/>
     </w:pPr>
     <w:rPr>
-      <w:rFonts w:asciiTheme="majorHAnsi" w:eastAsiaTheme="majorEastAsia" w:hAnsiTheme="majorHAnsi" w:cstheme="majorBidi"/>
+      <w:rFonts/>
       <w:color w:val="000000" w:themeColor="text1"/>
     </w:rPr>
     <w:tblPr>
@@ -8688,7 +8515,7 @@
       <w:spacing w:after="0" w:line="240" w:lineRule="auto"/>
     </w:pPr>
     <w:rPr>
-      <w:rFonts w:asciiTheme="majorHAnsi" w:eastAsiaTheme="majorEastAsia" w:hAnsiTheme="majorHAnsi" w:cstheme="majorBidi"/>
+      <w:rFonts/>
       <w:color w:val="000000" w:themeColor="text1"/>
     </w:rPr>
     <w:tblPr>

--- a/az/discovery-articles/1.6 Kağız.docx
+++ b/az/discovery-articles/1.6 Kağız.docx
@@ -32,7 +32,7 @@
         <w:rPr>
           <w:sz w:val="20"/>
         </w:rPr>
-        <w:t>Dövr: təxminən eramızın 105-ci ili (Çində Tsay Luna aid edilən rəsmi ixtira); XII əsrədək Avropaya yayılması | Əsas iştirakçılar: Han dövrünün Çinində Tsay Lun; sonrakı İslam və Avropa kağız emalatxanaları</w:t>
+        <w:t>Dövr: eramızın təxminən 105-ci ili — Tsay Lunun adı ilə bağlı kağız hazırlama üsulunun Çində rəsmi təqdimatı; XII əsrədək Avropaya yayılması | Əsas iştirakçılar: Han sülaləsi dövründə yaşamış çinli Tsay Lun; sonralar İslam dünyasının və Avropanın kağız ustaları</w:t>
       </w:r>
     </w:p>
     <w:p>
@@ -40,7 +40,7 @@
         <w:widowControl/>
       </w:pPr>
       <w:r>
-        <w:t>Kağız əzilmiş bitki liflərinin yayılıb qurudulması ilə alınan nazik təbəqədir. Çində yaranıb sonralar o qədər geniş yayıldı ki, kitablar, məktublar və idarələr gündəlik həyatın adi hissəsinə çevrildi.</w:t>
+        <w:t>Kağız hazırlamaq üçün bitki lifləri suda əzilir, nazik qat şəklində yayılıb qurudulur. Çində yaranan bu material zamanla bütün dünyaya yayıldı. Onun sayəsində kitab və məktub yazmaq, sənəd tərtib etmək, gündəlik qeydlər aparmaq asanlaşdı və ucuzlaşdı.</w:t>
       </w:r>
     </w:p>
     <w:p>
@@ -58,7 +58,7 @@
         <w:widowControl/>
       </w:pPr>
       <w:r>
-        <w:t>Bitki liflərindən kağız Han sülaləsi dövründə Çində hazırlanırdı.</w:t>
+        <w:t>Han sülaləsi dövründə Çində bitki liflərindən kağız hazırlanırdı.</w:t>
       </w:r>
     </w:p>
     <w:p>
@@ -67,7 +67,7 @@
         <w:widowControl/>
       </w:pPr>
       <w:r>
-        <w:t>Ənənəyə görə, eramızın 105-ci ilində rəsmi şəkildə təqdim edilən üsul Tsay Lunla əlaqələndirilir.</w:t>
+        <w:t>Çin tarixi ənənəsinə görə, Tsay Lun eramızın 105-ci ilində kağız hazırlamağın təkmilləşdirilmiş üsulunu təqdim edib.</w:t>
       </w:r>
     </w:p>
     <w:p>
@@ -76,7 +76,7 @@
         <w:widowControl/>
       </w:pPr>
       <w:r>
-        <w:t>Çində daha qədim kağız parçaları da tapılıb; sənət zamanla təkmilləşib.</w:t>
+        <w:t>Çində həmin tarixdən əvvələ aid kağız parçaları da tapılıb. Bu tapıntılar kağız hazırlamaq sənətinin tədricən inkişaf etdiyini göstərir.</w:t>
       </w:r>
     </w:p>
     <w:p>
@@ -85,7 +85,7 @@
         <w:widowControl/>
       </w:pPr>
       <w:r>
-        <w:t>Kağız hazırlamaq biliyi Mərkəzi Asiyadan İslam dünyasına və Avropaya yayıldı.</w:t>
+        <w:t>Bu sənət Mərkəzi Asiya vasitəsilə İslam dünyasına, oradan da Avropaya yayılıb.</w:t>
       </w:r>
     </w:p>
     <w:p>
@@ -94,7 +94,7 @@
         <w:widowControl/>
       </w:pPr>
       <w:r>
-        <w:t>Çap dəzgahlarından xeyli əvvəl kağız yazmağı ucuzlaşdırdı.</w:t>
+        <w:t>Kağız çap dəzgahlarının yaranmasından xeyli əvvəl yazı yazmağı daha ucuz başa gətirirdi.</w:t>
       </w:r>
     </w:p>
     <w:p>
@@ -103,15 +103,7 @@
         <w:widowControl/>
       </w:pPr>
       <w:r>
-        <w:t>Bu nədir</w:t>
-      </w:r>
-    </w:p>
-    <w:p>
-      <w:pPr>
-        <w:widowControl/>
-      </w:pPr>
-      <w:r>
-        <w:t>Kağız qabıq, parça qırıntıları, çətənə, sonralar isə oduncaq kimi xammalın liflərindən hazırlanan yazı və qablaşdırma materialıdır. Liflər sulu kütləyə çevrilir, nazik təbəqə şəklində yayılır və qurudulur. Kağız gil lövhə və bambuk zolaqlardan yüngül və elastikdir, geniş miqyasda istehsal olunanda perqamentdən ucuz başa gəlir. Üzərinə mürəkkəblə yazmaq, onu qatlamaq və kitab şəklində cildləmək olur. Bir-birinə keçmiş bitki liflərinin yastı təbəqəsi olan kağız buna görə dünyanın başlıca yazı materialına çevrildi.</w:t>
+        <w:t>Bu nədir?</w:t>
       </w:r>
     </w:p>
     <w:p>
@@ -120,15 +112,7 @@
         <w:widowControl/>
       </w:pPr>
       <w:r>
-        <w:t>Kim kəşf edib və ya yaradıb</w:t>
-      </w:r>
-    </w:p>
-    <w:p>
-      <w:pPr>
-        <w:widowControl/>
-      </w:pPr>
-      <w:r>
-        <w:t>Ənənəvi Çin tarixində Şərqi Han sarayının məmuru Tsay Lun eramızın 105-ci ilində təkmilləşdirilmiş kağız hazırlama üsulunu təqdim edən şəxs kimi göstərilir. Arxeoloqlar Çində daha qədim kağızabənzər parçalar da tapıblar; deməli, bu sənətin daha uzun və çoxsaylı insanların iştirak etdiyi tarixi var. Gündəlik işi imperatorlar deyil, kağız ustaları görürdülər. İxtira Çinə məxsusdur, sonrakı yayılmasında isə adı bilinməyən çoxlu sənətkarın əməyi olub.</w:t>
+        <w:t>Kağız ağac qabığı, parça qırıntıları və çətənə kimi xammalın liflərindən hazırlanır. Sonrakı dövrlərdə bu məqsədlə oduncaqdan da geniş istifadə olunmağa başladı. Kağızın üzərinə yazı yazmaqla yanaşı, onunla əşyaları bükmək və qablaşdırmaq da mümkündür.</w:t>
       </w:r>
     </w:p>
     <w:p>
@@ -137,15 +121,88 @@
         <w:widowControl/>
       </w:pPr>
       <w:r>
-        <w:t>Nə vaxt və necə yaranıb</w:t>
+        <w:t>Kağız hazırlanarkən liflər suda əzilib yumşaq kütlə halına salınır. Bu kütlə nazik qat şəklində yayılır və qurudulur. Quruduqca liflər bir-birinə bağlanır, bütöv vərəq əmələ gəlir.</w:t>
       </w:r>
     </w:p>
     <w:p>
       <w:pPr>
+        <w:pStyle w:val="Heading1"/>
         <w:widowControl/>
       </w:pPr>
       <w:r>
-        <w:t>Avrasiyanın qalan hissəsindən əsrlərlə əvvəl Çində kağız qeydlər aparmaq, incəsənət və qablaşdırma üçün işlədilirdi. VIII əsrdən sonra Mərkəzi Asiyada, o cümlədən Səmərqənddə, daha sonra İslam dünyasında kağız istehsalı sənədləşdirilib. Avropa onu orta əsrlərin sonrakı dövrlərində əvvəlcə Aralıq dənizi bölgəsində mənimsədi. Dövlətlərə və tacirlərə dəridən ucuz yazı materialı lazım idi; səyyahlar bu bacarığı ticarət yolları boyunca aparırdılar.</w:t>
+        <w:t>Kağız gil lövhələrdən və bambuk zolaqlardan yüngüldür, asanlıqla qatlanır. Çoxlu miqdarda istehsal olunduqda heyvan dərisindən hazırlanan perqamentdən də ucuz başa gəlir. Üzərinə mürəkkəblə yazmaq, vərəqlərini bir yerə yığıb cildləmək olur. Məhz bu xüsusiyyətləri kağızı dünyada ən çox işlənən yazı materialına çevirdi.</w:t>
+      </w:r>
+    </w:p>
+    <w:p>
+      <w:pPr>
+        <w:pStyle w:val="Heading1"/>
+        <w:widowControl/>
+      </w:pPr>
+      <w:r>
+        <w:t>Kim yaradıb?</w:t>
+      </w:r>
+    </w:p>
+    <w:p>
+      <w:pPr>
+        <w:pStyle w:val="Heading1"/>
+        <w:widowControl/>
+      </w:pPr>
+      <w:r>
+        <w:t>Çin tarixi ənənəsində kağız hazırlamaq üsulunun təkmilləşdirilməsi Şərqi Han sarayında məmur olmuş Tsay Lunun adı ilə bağlanır. Mənbələrə görə, o, eramızın 105-ci ilində təkmilləşdirdiyi üsulu saraya təqdim edib.</w:t>
+      </w:r>
+    </w:p>
+    <w:p>
+      <w:pPr>
+        <w:pStyle w:val="Heading1"/>
+        <w:widowControl/>
+      </w:pPr>
+      <w:r>
+        <w:t>Ancaq arxeoloqlar Çində daha qədim dövrlərə aid kağızabənzər material parçaları da tapıblar. Deməli, kağız birdən-birə yaranmayıb və onun hazırlanmasını yalnız bir nəfərin əməyinin nəticəsi saymaq olmaz. Bu sənət bir çox ustanın uzun illər ərzində topladığı təcrübə ilə inkişaf edib.</w:t>
+      </w:r>
+    </w:p>
+    <w:p>
+      <w:pPr>
+        <w:pStyle w:val="Heading1"/>
+        <w:widowControl/>
+      </w:pPr>
+      <w:r>
+        <w:t>Kağız istehsalının gündəlik zəhmətini sənətkarlar çəkirdilər. Onun vətəni Çin olsa da, başqa ölkələrə yayılmasında adları bizə gəlib çatmayan çoxlu ustanın payı var.</w:t>
+      </w:r>
+    </w:p>
+    <w:p>
+      <w:pPr>
+        <w:pStyle w:val="Heading1"/>
+        <w:widowControl/>
+      </w:pPr>
+      <w:r>
+        <w:t>Nə vaxt və necə yaranıb?</w:t>
+      </w:r>
+    </w:p>
+    <w:p>
+      <w:pPr>
+        <w:pStyle w:val="Heading1"/>
+        <w:widowControl/>
+      </w:pPr>
+      <w:r>
+        <w:t>Avrasiyanın başqa bölgələrinə yayılmazdan əsrlər əvvəl Çində kağızdan yazı yazmaq, sənət əsərləri yaratmaq və əşyaları bükmək üçün istifadə edirdilər.</w:t>
+      </w:r>
+    </w:p>
+    <w:p>
+      <w:pPr>
+        <w:pStyle w:val="Heading1"/>
+        <w:widowControl/>
+      </w:pPr>
+      <w:r>
+        <w:t>VIII əsrdən sonrakı dövrə aid mənbələr Mərkəzi Asiyada, o cümlədən Səmərqənddə, daha sonra isə İslam dünyasında kağız hazırlandığını göstərir. Orta əsrlərin sonrakı mərhələlərində bu sənət Avropaya da çatdı. Burada kağız istehsalı əvvəlcə Aralıq dənizi bölgəsində yayıldı.</w:t>
+      </w:r>
+    </w:p>
+    <w:p>
+      <w:pPr>
+        <w:pStyle w:val="Heading1"/>
+        <w:widowControl/>
+      </w:pPr>
+      <w:r>
+        <w:t>Dövlət idarələrinə və tacirlərə perqamentdən ucuz yazı materialı lazım idi. Ticarət yolları ilə səfər edən səyyahlar və sənətkarlar kağız hazırlamaq haqqında biliklərin də ölkədən-ölkəyə yayılmasına kömək edirdilər.</w:t>
       </w:r>
     </w:p>
     <w:p>
@@ -159,10 +216,29 @@
     </w:p>
     <w:p>
       <w:pPr>
+        <w:pStyle w:val="Heading1"/>
         <w:widowControl/>
       </w:pPr>
       <w:r>
-        <w:t>Kağız yazının imkanlarını genişləndirdi. İdarələr minlərlə hesabat saxlaya, şagirdlər mətni köçürə, səyyahlar xəritəni xurcunda apara bildilər. Kağız elmi vasitəyə də çevrildi: süzgəc kağızı, lakmus kağızı və sonralar fotoqrafiya kağızı yarandı. Bir-birinə bağlanan sellüloza liflərindən ibarət bu sadə material kimya ilə sənətkarlığı birləşdirirdi. Onun biliklərin yayılmasına təsiri isə sadə tərkibindən gözləniləndən çox böyük oldu.</w:t>
+        <w:t>Kağız məlumatı yazıya almağı, qoruyub saxlamağı və başqalarına çatdırmağı xeyli asanlaşdırdı. İdarələrdə minlərlə hesabat saxlanır, şagirdlər mətnləri köçürür, səyyahlar xəritələri qatlayıb özləri ilə aparırdılar.</w:t>
+      </w:r>
+    </w:p>
+    <w:p>
+      <w:pPr>
+        <w:pStyle w:val="Heading1"/>
+        <w:widowControl/>
+      </w:pPr>
+      <w:r>
+        <w:t>Zaman keçdikcə kağız elmi təcrübələrdə də işlədilməyə başladı. Mayeləri süzmək üçün süzgəc kağızı, maddələrin turşu və ya qələvi xassəsini müəyyənləşdirmək üçün lakmus kağızı, sonralar isə fotoşəkil hazırlamaq üçün xüsusi kağız yarandı.</w:t>
+      </w:r>
+    </w:p>
+    <w:p>
+      <w:pPr>
+        <w:pStyle w:val="Heading1"/>
+        <w:widowControl/>
+      </w:pPr>
+      <w:r>
+        <w:t>Kağızın əsasını bitkilərdə olan sellülozadan ibarət liflər təşkil edir. Bir-birinə bağlanan bu liflərdən vərəq hazırlamaq ustalıq tələb edirdi; prosesin əsasında isə materialın kimyəvi xassələri dayanırdı. Sadə görünən bu material biliyin qorunmasına və yayılmasına çox böyük təsir göstərdi.</w:t>
       </w:r>
     </w:p>
     <w:p>
@@ -176,10 +252,11 @@
     </w:p>
     <w:p>
       <w:pPr>
+        <w:pStyle w:val="Heading1"/>
         <w:widowControl/>
       </w:pPr>
       <w:r>
-        <w:t>Ucuz kağız Şərqi Asiyada taxta qəliblə çapın, Avropada isə Qutenberqin çap dəzgahının yayılmasına zəmin hazırladı. Qəzetlər, kağız pullar, poçt və müasir təhsil çoxlu kağız vərəqinə əsaslanır. Rəqəmsal ekranlar bəzi sahələrdə kağız istifadəsini azaltsa da, arxivlər, qablaşdırma və gigiyena məhsulları hələ də həmin lif prinsipindən asılıdır. Kağızın təkrar emalı da bu ixtiranın sonrakı inkişaf mərhələsidir.</w:t>
+        <w:t>Ucuz kağız Şərqi Asiyada taxta qəliblə çapın, Avropada isə Qutenberqin çap üsulunun yayılmasına şərait yaratdı. Qəzetlərin və kağız pulların buraxılması, poçt xidmətinin və müasir təhsilin inkişafı kağız istehsalının artması ilə sıx bağlı idi.</w:t>
       </w:r>
     </w:p>
     <w:p>
@@ -188,15 +265,43 @@
         <w:widowControl/>
       </w:pPr>
       <w:r>
-        <w:t>İnsan həyatını necə dəyişib</w:t>
+        <w:t>Bu gün bəzi işlərdə ekran kağızı əvəz etsə də, arxivlərdə, qablaşdırmada və gigiyena məhsullarının istehsalında kağızdan hələ də geniş istifadə olunur. Bütün bu məhsulların hazırlanmasında eyni əsas üsuldan yararlanılır: liflər birləşdirilərək bütöv təbəqə halına salınır. İşlənmiş kağızın təkrar emalı da bu qədim ixtiranın sonrakı inkişafının bir hissəsidir.</w:t>
       </w:r>
     </w:p>
     <w:p>
       <w:pPr>
+        <w:pStyle w:val="Heading1"/>
         <w:widowControl/>
       </w:pPr>
       <w:r>
-        <w:t>Kitab və məktublar ucuzlaşdıqca savadlanmaq daha əlçatan oldu. Kağız həm də saysız sənədlərin, sonralar isə tullantıların yaranmasına səbəb oldu. İdarələr, imtahanlar və şəxsi gündəliklər insanların özləri və dövlət haqqında düşüncələrinə təsir göstərdi. Cəmiyyətin işlərinin kağız üzərində aparılması onun çoxlu məlumatı yadda saxlaya bilməsi deməkdir. Çin sənətkarlığından başlayan bu vərdiş bütün dünyada həyatın bir hissəsinə çevrildi.</w:t>
+        <w:t>İnsan həyatını necə dəyişib?</w:t>
+      </w:r>
+    </w:p>
+    <w:p>
+      <w:pPr>
+        <w:pStyle w:val="Heading1"/>
+        <w:widowControl/>
+      </w:pPr>
+      <w:r>
+        <w:t>Kitablar ucuzlaşdıqca və məktub yazmaq daha az xərc tələb etdikcə oxuyub-yazmaq daha çox insan üçün əlçatan oldu. Bununla yanaşı, sənədlərin sayı durmadan artdı, sonrakı dövrlərdə isə kağız tullantıları da çoxaldı.</w:t>
+      </w:r>
+    </w:p>
+    <w:p>
+      <w:pPr>
+        <w:pStyle w:val="Heading1"/>
+        <w:widowControl/>
+      </w:pPr>
+      <w:r>
+        <w:t>İdarə yazışmaları, yazılı imtahanlar və şəxsi gündəliklər insanların öz həyatına və dövlətlə münasibətlərinə baxışında iz qoydu. Məlumatın kağız üzərində saxlanması onu təkcə insan yaddaşından asılı olmaqdan çıxardı, gələcək nəsillərə çatdırmağa imkan verdi.</w:t>
+      </w:r>
+    </w:p>
+    <w:p>
+      <w:pPr>
+        <w:pStyle w:val="Heading1"/>
+        <w:widowControl/>
+      </w:pPr>
+      <w:r>
+        <w:t>Çin ustalarının hazırladığı kağız beləcə dünyaya yayıldı və insanların gündəlik həyatında özünə möhkəm yer tutdu.</w:t>
       </w:r>
     </w:p>
     <w:p>
@@ -217,7 +322,7 @@
         <w:rPr>
           <w:sz w:val="20"/>
         </w:rPr>
-        <w:t>C Qurumların materialları və ensiklopedik mənbələr</w:t>
+        <w:t>Qurumların materialları və ensiklopedik mənbələr</w:t>
       </w:r>
     </w:p>
     <w:p>
@@ -277,7 +382,7 @@
         <w:rPr>
           <w:sz w:val="20"/>
         </w:rPr>
-        <w:t>D Muzey arxiv və kitabxana materialları</w:t>
+        <w:t>Muzey arxiv və kitabxana materialları</w:t>
       </w:r>
     </w:p>
     <w:p>
@@ -313,7 +418,7 @@
         <w:rPr>
           <w:sz w:val="20"/>
         </w:rPr>
-        <w:t>J Mətbuat elmi kütləvi nəşrlər və ümumi mənbələr</w:t>
+        <w:t>Mətbuat elmi kütləvi nəşrlər və ümumi mənbələr</w:t>
       </w:r>
     </w:p>
     <w:p>
